--- a/Informe_Tecnico_BikeSport_ms-motosport.docx
+++ b/Informe_Tecnico_BikeSport_ms-motosport.docx
@@ -150,15 +150,7 @@
       </w:r>
       <w:proofErr w:type="spellEnd"/>
       <w:r>
-        <w:t xml:space="preserve"> por </w:t>
-      </w:r>
-      <w:proofErr w:type="gramStart"/>
-      <w:r>
-        <w:t>un Backend</w:t>
-      </w:r>
-      <w:proofErr w:type="gramEnd"/>
-      <w:r>
-        <w:t xml:space="preserve"> For Frontend (BFF), que </w:t>
+        <w:t xml:space="preserve"> por un Backend For Frontend (BFF), que </w:t>
       </w:r>
       <w:proofErr w:type="spellStart"/>
       <w:r>
@@ -1188,15 +1180,7 @@
       </w:r>
       <w:proofErr w:type="spellEnd"/>
       <w:r>
-        <w:t xml:space="preserve"> </w:t>
-      </w:r>
-      <w:proofErr w:type="gramStart"/>
-      <w:r>
-        <w:t>a</w:t>
-      </w:r>
-      <w:proofErr w:type="gramEnd"/>
-      <w:r>
-        <w:t xml:space="preserve"> </w:t>
+        <w:t xml:space="preserve"> a </w:t>
       </w:r>
       <w:proofErr w:type="spellStart"/>
       <w:r>
@@ -1367,6 +1351,11 @@
       </w:r>
     </w:p>
     <w:p>
+      <w:pPr>
+        <w:rPr>
+          <w:u w:val="single"/>
+        </w:rPr>
+      </w:pPr>
       <w:r>
         <w:t xml:space="preserve">El </w:t>
       </w:r>
@@ -1456,65 +1445,6 @@
       </w:r>
       <w:r>
         <w:br/>
-      </w:r>
-      <w:r>
-        <w:br/>
-      </w:r>
-      <w:proofErr w:type="spellStart"/>
-      <w:r>
-        <w:t>Estos</w:t>
-      </w:r>
-      <w:proofErr w:type="spellEnd"/>
-      <w:r>
-        <w:t xml:space="preserve"> </w:t>
-      </w:r>
-      <w:proofErr w:type="spellStart"/>
-      <w:r>
-        <w:t>diagramas</w:t>
-      </w:r>
-      <w:proofErr w:type="spellEnd"/>
-      <w:r>
-        <w:t xml:space="preserve"> </w:t>
-      </w:r>
-      <w:proofErr w:type="spellStart"/>
-      <w:r>
-        <w:t>pueden</w:t>
-      </w:r>
-      <w:proofErr w:type="spellEnd"/>
-      <w:r>
-        <w:t xml:space="preserve"> </w:t>
-      </w:r>
-      <w:proofErr w:type="spellStart"/>
-      <w:r>
-        <w:t>anexarse</w:t>
-      </w:r>
-      <w:proofErr w:type="spellEnd"/>
-      <w:r>
-        <w:t xml:space="preserve"> al </w:t>
-      </w:r>
-      <w:proofErr w:type="spellStart"/>
-      <w:r>
-        <w:t>informe</w:t>
-      </w:r>
-      <w:proofErr w:type="spellEnd"/>
-      <w:r>
-        <w:t xml:space="preserve"> </w:t>
-      </w:r>
-      <w:proofErr w:type="spellStart"/>
-      <w:r>
-        <w:t>como</w:t>
-      </w:r>
-      <w:proofErr w:type="spellEnd"/>
-      <w:r>
-        <w:t xml:space="preserve"> </w:t>
-      </w:r>
-      <w:proofErr w:type="spellStart"/>
-      <w:r>
-        <w:t>apéndices</w:t>
-      </w:r>
-      <w:proofErr w:type="spellEnd"/>
-      <w:r>
-        <w:t>.</w:t>
       </w:r>
     </w:p>
     <w:p/>
